--- a/抽離教學_數學/高一數學/融合班教學資源/第二學段/01_三角函數/講義_角與三角函數的概念_融合版_高一數學.docx
+++ b/抽離教學_數學/高一數學/融合班教學資源/第二學段/01_三角函數/講義_角與三角函數的概念_融合版_高一數學.docx
@@ -37,6 +37,7 @@
     </w:p>
     <w:p>
       <w:pPr>
+        <w:keepNext/>
         <w:spacing w:line="360" w:lineRule="auto" w:after="80"/>
         <w:jc w:val="left"/>
       </w:pPr>
@@ -119,7 +120,6 @@
     </w:p>
     <w:p>
       <w:pPr>
-        <w:spacing w:line="360" w:lineRule="auto" w:after="80"/>
         <w:jc w:val="center"/>
       </w:pPr>
       <w:r>
@@ -176,6 +176,7 @@
     </w:p>
     <w:p>
       <w:pPr>
+        <w:keepNext/>
         <w:spacing w:line="360" w:lineRule="auto" w:after="80"/>
         <w:jc w:val="left"/>
       </w:pPr>
@@ -428,6 +429,7 @@
     </w:p>
     <w:p>
       <w:pPr>
+        <w:keepNext/>
         <w:spacing w:line="360" w:lineRule="auto" w:after="80"/>
         <w:jc w:val="left"/>
       </w:pPr>
@@ -522,7 +524,6 @@
     </w:p>
     <w:p>
       <w:pPr>
-        <w:spacing w:line="360" w:lineRule="auto" w:after="80"/>
         <w:jc w:val="center"/>
       </w:pPr>
       <w:r>
@@ -709,7 +710,6 @@
     </w:p>
     <w:p>
       <w:pPr>
-        <w:spacing w:line="360" w:lineRule="auto" w:after="80"/>
         <w:jc w:val="center"/>
       </w:pPr>
       <w:r>
@@ -723,6 +723,7 @@
     </w:p>
     <w:p>
       <w:pPr>
+        <w:keepNext/>
         <w:spacing w:line="360" w:lineRule="auto" w:after="80"/>
         <w:jc w:val="left"/>
       </w:pPr>
@@ -848,6 +849,7 @@
     </w:p>
     <w:p>
       <w:pPr>
+        <w:keepNext/>
         <w:spacing w:line="360" w:lineRule="auto" w:after="80"/>
         <w:jc w:val="left"/>
       </w:pPr>
@@ -1221,6 +1223,22 @@
         <w:sz w:val="18"/>
         <w:color w:val="666666"/>
       </w:rPr>
+      <w:t xml:space="preserve"> 頁／共 </w:t>
+    </w:r>
+    <w:fldSimple w:instr=" NUMPAGES ">
+      <w:r>
+        <w:rPr>
+          <w:sz w:val="18"/>
+          <w:color w:val="666666"/>
+        </w:rPr>
+        <w:t>1</w:t>
+      </w:r>
+    </w:fldSimple>
+    <w:r>
+      <w:rPr>
+        <w:sz w:val="18"/>
+        <w:color w:val="666666"/>
+      </w:rPr>
       <w:t xml:space="preserve"> 頁</w:t>
     </w:r>
   </w:p>
